--- a/02_Playwright_Request_Scrape/Auto Fetch Url and Fetch Json.docx
+++ b/02_Playwright_Request_Scrape/Auto Fetch Url and Fetch Json.docx
@@ -3341,6 +3341,7 @@
           <w:rFonts w:ascii="Times New Roman" w:eastAsia="Times New Roman" w:hAnsi="Times New Roman" w:cs="Times New Roman"/>
           <w:b/>
           <w:bCs/>
+          <w:color w:val="FF0000"/>
           <w:sz w:val="27"/>
           <w:szCs w:val="27"/>
         </w:rPr>
@@ -3350,6 +3351,7 @@
           <w:rFonts w:ascii="Times New Roman" w:eastAsia="Times New Roman" w:hAnsi="Times New Roman" w:cs="Times New Roman"/>
           <w:b/>
           <w:bCs/>
+          <w:color w:val="FF0000"/>
           <w:sz w:val="27"/>
           <w:szCs w:val="27"/>
         </w:rPr>
@@ -3361,6 +3363,7 @@
           <w:rFonts w:ascii="Times New Roman" w:eastAsia="Times New Roman" w:hAnsi="Times New Roman" w:cs="Times New Roman"/>
           <w:b/>
           <w:bCs/>
+          <w:color w:val="FF0000"/>
           <w:sz w:val="27"/>
           <w:szCs w:val="27"/>
         </w:rPr>
@@ -3372,6 +3375,7 @@
           <w:rFonts w:ascii="Times New Roman" w:eastAsia="Times New Roman" w:hAnsi="Times New Roman" w:cs="Times New Roman"/>
           <w:b/>
           <w:bCs/>
+          <w:color w:val="FF0000"/>
           <w:sz w:val="27"/>
           <w:szCs w:val="27"/>
         </w:rPr>
@@ -3382,6 +3386,7 @@
           <w:rFonts w:ascii="Segoe UI Emoji" w:eastAsia="Times New Roman" w:hAnsi="Segoe UI Emoji" w:cs="Segoe UI Emoji"/>
           <w:b/>
           <w:bCs/>
+          <w:color w:val="FF0000"/>
           <w:sz w:val="27"/>
           <w:szCs w:val="27"/>
         </w:rPr>
@@ -3392,10 +3397,22 @@
           <w:rFonts w:ascii="Times New Roman" w:eastAsia="Times New Roman" w:hAnsi="Times New Roman" w:cs="Times New Roman"/>
           <w:b/>
           <w:bCs/>
+          <w:color w:val="FF0000"/>
           <w:sz w:val="27"/>
           <w:szCs w:val="27"/>
         </w:rPr>
         <w:t xml:space="preserve"> advanced)</w:t>
+      </w:r>
+      <w:r>
+        <w:rPr>
+          <w:rFonts w:ascii="Times New Roman" w:eastAsia="Times New Roman" w:hAnsi="Times New Roman" w:cs="Times New Roman"/>
+          <w:b/>
+          <w:bCs/>
+          <w:color w:val="FF0000"/>
+          <w:sz w:val="27"/>
+          <w:szCs w:val="27"/>
+        </w:rPr>
+        <w:t xml:space="preserve"> </w:t>
       </w:r>
     </w:p>
     <w:p>
